--- a/examples/richTemplate.docx
+++ b/examples/richTemplate.docx
@@ -564,9 +564,8 @@
     </w:sdt>
     <w:p>
       <w:pPr>
-        <w:pStyle w:val="Nadpis1"/>
+        <w:pStyle w:val="ToCTitle"/>
       </w:pPr>
-      <w:bookmarkStart w:id="0" w:name="_Toc239854791"/>
       <w:r>
         <w:lastRenderedPageBreak/>
         <w:t xml:space="preserve">Table </w:t>
@@ -583,7 +582,6 @@
       <w:r>
         <w:t>Contents</w:t>
       </w:r>
-      <w:bookmarkEnd w:id="0"/>
       <w:proofErr w:type="spellEnd"/>
     </w:p>
     <w:p>
@@ -609,13 +607,13 @@
       <w:r>
         <w:fldChar w:fldCharType="separate"/>
       </w:r>
-      <w:hyperlink w:anchor="_Toc239854791" w:history="1">
+      <w:hyperlink w:anchor="_Toc239858220" w:history="1">
         <w:r>
           <w:rPr>
             <w:rStyle w:val="Hypertextovodkaz"/>
             <w:noProof/>
           </w:rPr>
-          <w:t>Table of Contents</w:t>
+          <w:t>Version history</w:t>
         </w:r>
         <w:r>
           <w:rPr>
@@ -636,7 +634,7 @@
             <w:noProof/>
             <w:webHidden/>
           </w:rPr>
-          <w:instrText xml:space="preserve"> PAGEREF _Toc239854791 \h </w:instrText>
+          <w:instrText xml:space="preserve"> PAGEREF _Toc239858220 \h </w:instrText>
         </w:r>
         <w:r>
           <w:rPr>
@@ -681,79 +679,7 @@
           <w:lang w:eastAsia="cs-CZ"/>
         </w:rPr>
       </w:pPr>
-      <w:hyperlink w:anchor="_Toc239854792" w:history="1">
-        <w:r>
-          <w:rPr>
-            <w:rStyle w:val="Hypertextovodkaz"/>
-            <w:noProof/>
-          </w:rPr>
-          <w:t>Version history</w:t>
-        </w:r>
-        <w:r>
-          <w:rPr>
-            <w:noProof/>
-            <w:webHidden/>
-          </w:rPr>
-          <w:tab/>
-        </w:r>
-        <w:r>
-          <w:rPr>
-            <w:noProof/>
-            <w:webHidden/>
-          </w:rPr>
-          <w:fldChar w:fldCharType="begin"/>
-        </w:r>
-        <w:r>
-          <w:rPr>
-            <w:noProof/>
-            <w:webHidden/>
-          </w:rPr>
-          <w:instrText xml:space="preserve"> PAGEREF _Toc239854792 \h </w:instrText>
-        </w:r>
-        <w:r>
-          <w:rPr>
-            <w:noProof/>
-            <w:webHidden/>
-          </w:rPr>
-        </w:r>
-        <w:r>
-          <w:rPr>
-            <w:noProof/>
-            <w:webHidden/>
-          </w:rPr>
-          <w:fldChar w:fldCharType="separate"/>
-        </w:r>
-        <w:r>
-          <w:rPr>
-            <w:noProof/>
-            <w:webHidden/>
-          </w:rPr>
-          <w:t>1</w:t>
-        </w:r>
-        <w:r>
-          <w:rPr>
-            <w:noProof/>
-            <w:webHidden/>
-          </w:rPr>
-          <w:fldChar w:fldCharType="end"/>
-        </w:r>
-      </w:hyperlink>
-    </w:p>
-    <w:p>
-      <w:pPr>
-        <w:pStyle w:val="Obsah1"/>
-        <w:tabs>
-          <w:tab w:val="right" w:leader="dot" w:pos="9062"/>
-        </w:tabs>
-        <w:rPr>
-          <w:rFonts w:eastAsiaTheme="minorEastAsia"/>
-          <w:noProof/>
-          <w:sz w:val="24"/>
-          <w:szCs w:val="24"/>
-          <w:lang w:eastAsia="cs-CZ"/>
-        </w:rPr>
-      </w:pPr>
-      <w:hyperlink w:anchor="_Toc239854793" w:history="1">
+      <w:hyperlink w:anchor="_Toc239858221" w:history="1">
         <w:r>
           <w:rPr>
             <w:rStyle w:val="Hypertextovodkaz"/>
@@ -780,7 +706,75 @@
             <w:noProof/>
             <w:webHidden/>
           </w:rPr>
-          <w:instrText xml:space="preserve"> PAGEREF _Toc239854793 \h </w:instrText>
+          <w:instrText xml:space="preserve"> PAGEREF _Toc239858221 \h </w:instrText>
+        </w:r>
+        <w:r>
+          <w:rPr>
+            <w:noProof/>
+            <w:webHidden/>
+          </w:rPr>
+        </w:r>
+        <w:r>
+          <w:rPr>
+            <w:noProof/>
+            <w:webHidden/>
+          </w:rPr>
+          <w:fldChar w:fldCharType="separate"/>
+        </w:r>
+        <w:r>
+          <w:rPr>
+            <w:noProof/>
+            <w:webHidden/>
+          </w:rPr>
+          <w:t>3</w:t>
+        </w:r>
+        <w:r>
+          <w:rPr>
+            <w:noProof/>
+            <w:webHidden/>
+          </w:rPr>
+          <w:fldChar w:fldCharType="end"/>
+        </w:r>
+      </w:hyperlink>
+    </w:p>
+    <w:p>
+      <w:pPr>
+        <w:pStyle w:val="Obsah2"/>
+        <w:tabs>
+          <w:tab w:val="right" w:leader="dot" w:pos="9062"/>
+        </w:tabs>
+        <w:rPr>
+          <w:noProof/>
+        </w:rPr>
+      </w:pPr>
+      <w:hyperlink w:anchor="_Toc239858222" w:history="1">
+        <w:r>
+          <w:rPr>
+            <w:rStyle w:val="Hypertextovodkaz"/>
+            <w:noProof/>
+          </w:rPr>
+          <w:t>License</w:t>
+        </w:r>
+        <w:r>
+          <w:rPr>
+            <w:noProof/>
+            <w:webHidden/>
+          </w:rPr>
+          <w:tab/>
+        </w:r>
+        <w:r>
+          <w:rPr>
+            <w:noProof/>
+            <w:webHidden/>
+          </w:rPr>
+          <w:fldChar w:fldCharType="begin"/>
+        </w:r>
+        <w:r>
+          <w:rPr>
+            <w:noProof/>
+            <w:webHidden/>
+          </w:rPr>
+          <w:instrText xml:space="preserve"> PAGEREF _Toc239858222 \h </w:instrText>
         </w:r>
         <w:r>
           <w:rPr>
@@ -826,7 +820,7 @@
       <w:pPr>
         <w:pStyle w:val="Nadpis1"/>
       </w:pPr>
-      <w:bookmarkStart w:id="1" w:name="_Toc239854792"/>
+      <w:bookmarkStart w:id="0" w:name="_Toc239858220"/>
       <w:proofErr w:type="spellStart"/>
       <w:r>
         <w:t>Version</w:t>
@@ -839,7 +833,7 @@
       <w:r>
         <w:t>history</w:t>
       </w:r>
-      <w:bookmarkEnd w:id="1"/>
+      <w:bookmarkEnd w:id="0"/>
       <w:proofErr w:type="spellEnd"/>
     </w:p>
     <w:tbl>
@@ -994,11 +988,23 @@
       <w:pPr>
         <w:pStyle w:val="Nadpis1"/>
       </w:pPr>
-      <w:bookmarkStart w:id="2" w:name="_Toc239854793"/>
+      <w:bookmarkStart w:id="1" w:name="_Toc239858221"/>
       <w:proofErr w:type="spellStart"/>
       <w:r>
         <w:lastRenderedPageBreak/>
         <w:t>Appendix</w:t>
+      </w:r>
+      <w:bookmarkEnd w:id="1"/>
+      <w:proofErr w:type="spellEnd"/>
+    </w:p>
+    <w:p>
+      <w:pPr>
+        <w:pStyle w:val="Nadpis2"/>
+      </w:pPr>
+      <w:bookmarkStart w:id="2" w:name="_Toc239858222"/>
+      <w:proofErr w:type="spellStart"/>
+      <w:r>
+        <w:t>License</w:t>
       </w:r>
       <w:bookmarkEnd w:id="2"/>
       <w:proofErr w:type="spellEnd"/>
@@ -1531,7 +1537,6 @@
     <w:next w:val="Normln"/>
     <w:link w:val="Nadpis2Char"/>
     <w:uiPriority w:val="9"/>
-    <w:semiHidden/>
     <w:unhideWhenUsed/>
     <w:qFormat/>
     <w:rsid w:val="00A51DCC"/>
@@ -1748,7 +1753,6 @@
     <w:basedOn w:val="Standardnpsmoodstavce"/>
     <w:link w:val="Nadpis2"/>
     <w:uiPriority w:val="9"/>
-    <w:semiHidden/>
     <w:rsid w:val="00A51DCC"/>
     <w:rPr>
       <w:rFonts w:asciiTheme="majorHAnsi" w:eastAsiaTheme="majorEastAsia" w:hAnsiTheme="majorHAnsi" w:cstheme="majorBidi"/>
@@ -2212,9 +2216,43 @@
   </w:style>
   <w:style w:type="paragraph" w:customStyle="1" w:styleId="ToCTitle">
     <w:name w:val="ToC Title"/>
-    <w:basedOn w:val="Nadpis1"/>
+    <w:basedOn w:val="Normln"/>
     <w:next w:val="Normln"/>
-    <w:rsid w:val="00721F23"/>
+    <w:rsid w:val="00EF2488"/>
+    <w:pPr>
+      <w:keepNext/>
+      <w:keepLines/>
+      <w:spacing w:after="80" w:line="240" w:lineRule="auto"/>
+    </w:pPr>
+    <w:rPr>
+      <w:rFonts w:asciiTheme="majorHAnsi" w:hAnsiTheme="majorHAnsi"/>
+      <w:color w:val="0F4761" w:themeColor="accent1" w:themeShade="BF"/>
+      <w:sz w:val="40"/>
+    </w:rPr>
+  </w:style>
+  <w:style w:type="paragraph" w:customStyle="1" w:styleId="Warning">
+    <w:name w:val="Warning"/>
+    <w:basedOn w:val="Normln"/>
+    <w:next w:val="Normln"/>
+    <w:rsid w:val="00EF2488"/>
+    <w:pPr>
+      <w:shd w:val="clear" w:color="auto" w:fill="FFFF00"/>
+      <w:spacing w:line="240" w:lineRule="auto"/>
+      <w:ind w:left="227" w:right="227"/>
+    </w:pPr>
+  </w:style>
+  <w:style w:type="paragraph" w:styleId="Obsah2">
+    <w:name w:val="toc 2"/>
+    <w:basedOn w:val="Normln"/>
+    <w:next w:val="Normln"/>
+    <w:autoRedefine/>
+    <w:uiPriority w:val="39"/>
+    <w:unhideWhenUsed/>
+    <w:rsid w:val="00997665"/>
+    <w:pPr>
+      <w:spacing w:after="100"/>
+      <w:ind w:left="220"/>
+    </w:pPr>
   </w:style>
 </w:styles>
 </file>
